--- a/docs/profit-tax-template-apis-manual.docx
+++ b/docs/profit-tax-template-apis-manual.docx
@@ -1203,7 +1203,7 @@
                 <w:sz w:val="20"/>
                 <w:szCs w:val="20"/>
               </w:rPr>
-              <w:t xml:space="preserve">Complete required primary fields: Tax Year, TIN, Company Name, Province, District, Sector, Revenue, Expense, Net Profit, and Profit Tax Paid.</w:t>
+              <w:t>Complete required primary fields: Tax Year, TIN, Company Name, Province, District, Sector, Revenue, Expense, Net Profit, and Profit Tax Paid LAK.</w:t>
             </w:r>
           </w:p>
         </w:tc>
